--- a/CS SEMINAR/New folder/E PAPER.docx
+++ b/CS SEMINAR/New folder/E PAPER.docx
@@ -319,23 +319,7 @@
           <w:sz w:val="24"/>
           <w:szCs w:val="24"/>
         </w:rPr>
-        <w:t>ST/CS/</w:t>
-      </w:r>
-      <w:r>
-        <w:rPr>
-          <w:b/>
-          <w:sz w:val="24"/>
-          <w:szCs w:val="24"/>
-        </w:rPr>
-        <w:t>H</w:t>
-      </w:r>
-      <w:r>
-        <w:rPr>
-          <w:b/>
-          <w:sz w:val="24"/>
-          <w:szCs w:val="24"/>
-        </w:rPr>
-        <w:t>ND/</w:t>
+        <w:t>ST/CS/ND/</w:t>
       </w:r>
       <w:r>
         <w:rPr>
@@ -1017,7 +1001,7 @@
           <w:sz w:val="24"/>
           <w:szCs w:val="24"/>
         </w:rPr>
-        <w:t>ST/CS/HND/21/042</w:t>
+        <w:t>ST/CS/ND/21/042</w:t>
       </w:r>
       <w:r>
         <w:rPr>
@@ -1479,8 +1463,6 @@
         </w:rPr>
         <w:t>.</w:t>
       </w:r>
-      <w:bookmarkStart w:id="0" w:name="_GoBack"/>
-      <w:bookmarkEnd w:id="0"/>
     </w:p>
     <w:p>
       <w:pPr>
@@ -2470,15 +2452,22 @@
           <w:sz w:val="24"/>
           <w:szCs w:val="24"/>
         </w:rPr>
+        <w:t xml:space="preserve">Wide Viewing Angle: </w:t>
+      </w:r>
+      <w:r>
+        <w:rPr>
+          <w:sz w:val="24"/>
+          <w:szCs w:val="24"/>
+        </w:rPr>
+        <w:t xml:space="preserve">EPDs exhibit a wide viewing angle, allowing users to read content from different positions without color distortion or loss of contrast. Unlike traditional LCD displays, </w:t>
+      </w:r>
+      <w:r>
+        <w:rPr>
+          <w:sz w:val="24"/>
+          <w:szCs w:val="24"/>
+        </w:rPr>
         <w:lastRenderedPageBreak/>
-        <w:t xml:space="preserve">Wide Viewing Angle: </w:t>
-      </w:r>
-      <w:r>
-        <w:rPr>
-          <w:sz w:val="24"/>
-          <w:szCs w:val="24"/>
-        </w:rPr>
-        <w:t>EPDs exhibit a wide viewing angle, allowing users to read content from different positions without color distortion or loss of contrast. Unlike traditional LCD displays, which may suffer from color shifts at extreme viewing angles, EPDs maintain consistent image quality, making them suitable for various applications (Rupp, 2019).</w:t>
+        <w:t>which may suffer from color shifts at extreme viewing angles, EPDs maintain consistent image quality, making them suitable for various applications (Rupp, 2019).</w:t>
       </w:r>
     </w:p>
     <w:p>
@@ -2502,7 +2491,29 @@
           <w:sz w:val="24"/>
           <w:szCs w:val="24"/>
         </w:rPr>
-        <w:t>EPD technology is known for its ultra-low power consumption. Once an image is displayed on the EPD, it remains visible without consuming additional power. The power is only required during image updates. As a result, devices equipped with EPDs, such as e-readers and smartwatches, can operate for extended periods on a single battery charge (E Ink Corporation, 2020).</w:t>
+        <w:t xml:space="preserve">EPD technology is known for its ultra-low power consumption. Once an image is displayed on the EPD, it remains visible without consuming additional power. The power is only required during image updates. As a result, devices equipped with EPDs, such as e-readers and smartwatches, can operate for extended periods on a single battery charge </w:t>
+      </w:r>
+      <w:r>
+        <w:rPr>
+          <w:sz w:val="24"/>
+          <w:szCs w:val="24"/>
+        </w:rPr>
+        <w:t xml:space="preserve">(Patel </w:t>
+      </w:r>
+      <w:r>
+        <w:rPr>
+          <w:i/>
+          <w:sz w:val="24"/>
+          <w:szCs w:val="24"/>
+        </w:rPr>
+        <w:t>et al.</w:t>
+      </w:r>
+      <w:r>
+        <w:rPr>
+          <w:sz w:val="24"/>
+          <w:szCs w:val="24"/>
+        </w:rPr>
+        <w:t>, 2020).</w:t>
       </w:r>
     </w:p>
     <w:p>
@@ -2526,7 +2537,35 @@
           <w:sz w:val="24"/>
           <w:szCs w:val="24"/>
         </w:rPr>
-        <w:t>EPD panels are inherently thin and lightweight, contributing to the overall portability and sleek design of devices. This feature makes EPD technology highly desirable for wearable devices, where weight and form factor are critical considerations (LG Display, 2021).</w:t>
+        <w:t xml:space="preserve">EPD panels are inherently thin and lightweight, contributing to the overall portability and sleek design of devices. This feature makes EPD technology highly desirable for wearable devices, where weight and form factor are critical considerations </w:t>
+      </w:r>
+      <w:r>
+        <w:rPr>
+          <w:sz w:val="24"/>
+          <w:szCs w:val="24"/>
+        </w:rPr>
+        <w:t>(Rupp</w:t>
+      </w:r>
+      <w:r>
+        <w:rPr>
+          <w:sz w:val="24"/>
+          <w:szCs w:val="24"/>
+        </w:rPr>
+        <w:t xml:space="preserve">, </w:t>
+      </w:r>
+      <w:r>
+        <w:rPr>
+          <w:sz w:val="24"/>
+          <w:szCs w:val="24"/>
+        </w:rPr>
+        <w:t>2019</w:t>
+      </w:r>
+      <w:r>
+        <w:rPr>
+          <w:sz w:val="24"/>
+          <w:szCs w:val="24"/>
+        </w:rPr>
+        <w:t>).</w:t>
       </w:r>
     </w:p>
     <w:p>
@@ -2539,10 +2578,46 @@
       </w:pPr>
       <w:r>
         <w:rPr>
-          <w:sz w:val="24"/>
-          <w:szCs w:val="24"/>
-        </w:rPr>
-        <w:t>Reflective Display Technology: EPDs are based on reflective display technology, meaning they do not emit light but rely on ambient light to create an image. This reflective property reduces light pollution and energy consumption, aligning with sustainability goals (LG Display, 2021).</w:t>
+          <w:b/>
+          <w:sz w:val="24"/>
+          <w:szCs w:val="24"/>
+        </w:rPr>
+        <w:t>Reflective Display Technology:</w:t>
+      </w:r>
+      <w:r>
+        <w:rPr>
+          <w:sz w:val="24"/>
+          <w:szCs w:val="24"/>
+        </w:rPr>
+        <w:t xml:space="preserve"> EPDs are based on reflective display technology, meaning they do not emit light but rely on ambient light to create an image. This reflective property reduces light pollution and energy consumption, aligning with sustainability goals (</w:t>
+      </w:r>
+      <w:r>
+        <w:rPr>
+          <w:sz w:val="24"/>
+          <w:szCs w:val="24"/>
+        </w:rPr>
+        <w:t>Jones &amp; Smith</w:t>
+      </w:r>
+      <w:r>
+        <w:rPr>
+          <w:sz w:val="24"/>
+          <w:szCs w:val="24"/>
+        </w:rPr>
+        <w:t>, 202</w:t>
+      </w:r>
+      <w:r>
+        <w:rPr>
+          <w:sz w:val="24"/>
+          <w:szCs w:val="24"/>
+        </w:rPr>
+        <w:t>0</w:t>
+      </w:r>
+      <w:r>
+        <w:rPr>
+          <w:sz w:val="24"/>
+          <w:szCs w:val="24"/>
+        </w:rPr>
+        <w:t>).</w:t>
       </w:r>
     </w:p>
     <w:p>
@@ -2621,7 +2696,14 @@
           <w:sz w:val="24"/>
           <w:szCs w:val="24"/>
         </w:rPr>
-        <w:t>Recent advancements in EPD technology have led to the development of flexible and bendable EPD panels. These panels can be integrated into curved surfaces, allowing for innovative designs in wearable devices, electronic signage, and smart packaging (Plastic Logic, 2021).</w:t>
+        <w:t xml:space="preserve">Recent advancements in EPD technology have led to the development of flexible and bendable EPD panels. These panels can be integrated into curved surfaces, allowing for innovative designs in wearable devices, electronic signage, and smart packaging </w:t>
+      </w:r>
+      <w:r>
+        <w:rPr>
+          <w:sz w:val="24"/>
+          <w:szCs w:val="24"/>
+        </w:rPr>
+        <w:t>(Hill, 2021).</w:t>
       </w:r>
     </w:p>
     <w:p>
@@ -2704,7 +2786,21 @@
           <w:sz w:val="24"/>
           <w:szCs w:val="24"/>
         </w:rPr>
-        <w:t>One of the major breakthroughs in EPD technology is the development of color displays. Traditionally, EPDs were limited to monochrome representations, but recent research has led to the creation of color EPDs with improved color accuracy and refresh rates (Jones &amp; Smith, 2020). Companies like E Ink Corporation and Ricoh have made notable contributions in this area, producing prototypes capable of displaying vibrant and realistic colors.</w:t>
+        <w:t>One of the major breakthroughs in EPD technology is the development of color displays. Traditionally, EPDs were limited to monochrome representations, but recent research has led to the creation of color EPDs with improved color accuracy and refresh rates Companies like E Ink Corporation and Ricoh have made notable contributions in this area, producing prototypes capable of displaying vibrant and realistic colors</w:t>
+      </w:r>
+      <w:r>
+        <w:rPr>
+          <w:sz w:val="24"/>
+          <w:szCs w:val="24"/>
+        </w:rPr>
+        <w:t xml:space="preserve"> </w:t>
+      </w:r>
+      <w:r>
+        <w:rPr>
+          <w:sz w:val="24"/>
+          <w:szCs w:val="24"/>
+        </w:rPr>
+        <w:t>(Jones &amp; Smith, 2020).</w:t>
       </w:r>
     </w:p>
     <w:p>
@@ -2745,7 +2841,21 @@
           <w:sz w:val="24"/>
           <w:szCs w:val="24"/>
         </w:rPr>
-        <w:t xml:space="preserve"> displays. Leading companies such as Plastic Logic and Sony have filed patents for bendable EPD technology (Plastic Logic, 2021), indicating the potential for exciting future applications.</w:t>
+        <w:t xml:space="preserve"> displays. Leading companies such as Plastic Logic and Sony have filed patents for bendable EPD technology, indicating the potential for exciting future applications</w:t>
+      </w:r>
+      <w:r>
+        <w:rPr>
+          <w:sz w:val="24"/>
+          <w:szCs w:val="24"/>
+        </w:rPr>
+        <w:t xml:space="preserve"> </w:t>
+      </w:r>
+      <w:r>
+        <w:rPr>
+          <w:sz w:val="24"/>
+          <w:szCs w:val="24"/>
+        </w:rPr>
+        <w:t>(Hill, 2021).</w:t>
       </w:r>
     </w:p>
     <w:p>
@@ -2845,7 +2955,6 @@
           <w:sz w:val="24"/>
           <w:szCs w:val="24"/>
         </w:rPr>
-        <w:lastRenderedPageBreak/>
         <w:t>Advantages of Electronic Paper Display</w:t>
       </w:r>
     </w:p>
@@ -2858,7 +2967,11 @@
         <w:textAlignment w:val="baseline"/>
       </w:pPr>
       <w:r>
-        <w:t>The main advantages of electronic paper over traditional LCD screens are paper-like readability and extremely low power consumption. E-paper reduces eyestrain since it simulates paper rather than a computer screen. E-paper is easier to read outdoors and in bright sunlight; therefore, it is perfect for all indoor and outdoor displays, such as traffic signs, retail shelf labels, interactive museum signs and notice boards passenger information board (</w:t>
+        <w:t xml:space="preserve">The main advantages of electronic paper over traditional LCD screens are paper-like readability and extremely low power consumption. E-paper reduces eyestrain since it simulates paper rather than a computer screen. E-paper is easier to read outdoors and in bright sunlight; </w:t>
+      </w:r>
+      <w:r>
+        <w:lastRenderedPageBreak/>
+        <w:t>therefore, it is perfect for all indoor and outdoor displays, such as traffic signs, retail shelf labels, interactive museum signs and notice boards passenger information board (</w:t>
       </w:r>
       <w:hyperlink r:id="rId9" w:history="1">
         <w:r>
@@ -3421,7 +3534,6 @@
           <w:sz w:val="24"/>
           <w:szCs w:val="24"/>
         </w:rPr>
-        <w:lastRenderedPageBreak/>
         <w:t>Disadvantages of Electronic Paper Display</w:t>
       </w:r>
     </w:p>
@@ -3453,7 +3565,15 @@
           <w:sz w:val="24"/>
           <w:szCs w:val="24"/>
         </w:rPr>
-        <w:t>Piracy has become a huge source of problems for organizations in certain types of markets, such as music, movies, and games. With e-books, it could be easy for organizations to lose a lot of money from piracy</w:t>
+        <w:t xml:space="preserve">Piracy has </w:t>
+      </w:r>
+      <w:r>
+        <w:rPr>
+          <w:sz w:val="24"/>
+          <w:szCs w:val="24"/>
+        </w:rPr>
+        <w:lastRenderedPageBreak/>
+        <w:t>become a huge source of problems for organizations in certain types of markets, such as music, movies, and games. With e-books, it could be easy for organizations to lose a lot of money from piracy</w:t>
       </w:r>
       <w:r>
         <w:rPr>
@@ -3709,15 +3829,68 @@
           <w:sz w:val="24"/>
           <w:szCs w:val="24"/>
         </w:rPr>
+        <w:t xml:space="preserve">Wearable Devices: </w:t>
+      </w:r>
+      <w:r>
+        <w:rPr>
+          <w:sz w:val="24"/>
+          <w:szCs w:val="24"/>
+        </w:rPr>
+        <w:t>The advent of flexible and bendable EPD panels has led to their integration into wearable devices like smartwatches, fitness trackers, and clothing. These wearable EPD displays offer a unique combination of style and functionality, as they can conform to curved surfaces and provide continuous display without constant power supply.</w:t>
+      </w:r>
+    </w:p>
+    <w:p>
+      <w:pPr>
+        <w:spacing w:before="240" w:line="360" w:lineRule="auto"/>
+        <w:rPr>
+          <w:sz w:val="24"/>
+          <w:szCs w:val="24"/>
+        </w:rPr>
+      </w:pPr>
+      <w:r>
+        <w:rPr>
+          <w:b/>
+          <w:sz w:val="24"/>
+          <w:szCs w:val="24"/>
+        </w:rPr>
+        <w:t xml:space="preserve">Electronic Shelf Labels (ESLs): </w:t>
+      </w:r>
+      <w:r>
+        <w:rPr>
+          <w:sz w:val="24"/>
+          <w:szCs w:val="24"/>
+        </w:rPr>
+        <w:t xml:space="preserve">Retailers have adopted EPD technology for electronic shelf labels, replacing traditional paper price tags. EPD-based ESLs enable real-time price updates </w:t>
+      </w:r>
+      <w:r>
+        <w:rPr>
+          <w:sz w:val="24"/>
+          <w:szCs w:val="24"/>
+        </w:rPr>
         <w:lastRenderedPageBreak/>
-        <w:t xml:space="preserve">Wearable Devices: </w:t>
-      </w:r>
-      <w:r>
-        <w:rPr>
-          <w:sz w:val="24"/>
-          <w:szCs w:val="24"/>
-        </w:rPr>
-        <w:t>The advent of flexible and bendable EPD panels has led to their integration into wearable devices like smartwatches, fitness trackers, and clothing. These wearable EPD displays offer a unique combination of style and functionality, as they can conform to curved surfaces and provide continuous display without constant power supply.</w:t>
+        <w:t>and inventory management, reducing operational costs and waste. Li</w:t>
+      </w:r>
+      <w:r>
+        <w:rPr>
+          <w:sz w:val="24"/>
+          <w:szCs w:val="24"/>
+        </w:rPr>
+        <w:t xml:space="preserve"> </w:t>
+      </w:r>
+      <w:r>
+        <w:rPr>
+          <w:i/>
+          <w:sz w:val="24"/>
+          <w:szCs w:val="24"/>
+        </w:rPr>
+        <w:t xml:space="preserve">et al. </w:t>
+      </w:r>
+      <w:r>
+        <w:rPr>
+          <w:sz w:val="24"/>
+          <w:szCs w:val="24"/>
+        </w:rPr>
+        <w:t>(2022), have reported improved accuracy and readability of EPD-based ESLs in retail environments.</w:t>
       </w:r>
     </w:p>
     <w:p>
@@ -3734,30 +3907,6 @@
           <w:sz w:val="24"/>
           <w:szCs w:val="24"/>
         </w:rPr>
-        <w:t xml:space="preserve">Electronic Shelf Labels (ESLs): </w:t>
-      </w:r>
-      <w:r>
-        <w:rPr>
-          <w:sz w:val="24"/>
-          <w:szCs w:val="24"/>
-        </w:rPr>
-        <w:t>Retailers have adopted EPD technology for electronic shelf labels, replacing traditional paper price tags. EPD-based ESLs enable real-time price updates and inventory management, reducing operational costs and waste. Li, Wang and Zhang (2022), have reported improved accuracy and readability of EPD-based ESLs in retail environments.</w:t>
-      </w:r>
-    </w:p>
-    <w:p>
-      <w:pPr>
-        <w:spacing w:before="240" w:line="360" w:lineRule="auto"/>
-        <w:rPr>
-          <w:sz w:val="24"/>
-          <w:szCs w:val="24"/>
-        </w:rPr>
-      </w:pPr>
-      <w:r>
-        <w:rPr>
-          <w:b/>
-          <w:sz w:val="24"/>
-          <w:szCs w:val="24"/>
-        </w:rPr>
         <w:t xml:space="preserve">Smart Packaging: </w:t>
       </w:r>
       <w:r>
@@ -3765,7 +3914,29 @@
           <w:sz w:val="24"/>
           <w:szCs w:val="24"/>
         </w:rPr>
-        <w:t>EPD technology has found applications in smart packaging, where it can display product information, expiry dates, and promotional offers dynamically. This interactive packaging concept is gaining traction as it enables better consumer engagement and product differentiation (Patel, Lee &amp; Kim, 2020).</w:t>
+        <w:t>EPD technology has found applications in smart packaging, where it can display product information, expiry dates, and promotional offers dynamically. This interactive packaging concept is gaining traction as it enables better consumer engagement and product differentiation (Patel</w:t>
+      </w:r>
+      <w:r>
+        <w:rPr>
+          <w:sz w:val="24"/>
+          <w:szCs w:val="24"/>
+        </w:rPr>
+        <w:t xml:space="preserve"> </w:t>
+      </w:r>
+      <w:r>
+        <w:rPr>
+          <w:i/>
+          <w:sz w:val="24"/>
+          <w:szCs w:val="24"/>
+        </w:rPr>
+        <w:t>et al.</w:t>
+      </w:r>
+      <w:r>
+        <w:rPr>
+          <w:sz w:val="24"/>
+          <w:szCs w:val="24"/>
+        </w:rPr>
+        <w:t>, 2020).</w:t>
       </w:r>
     </w:p>
     <w:p>
@@ -4083,7 +4254,69 @@
           <w:szCs w:val="24"/>
         </w:rPr>
         <w:lastRenderedPageBreak/>
-        <w:t>REFERENCE</w:t>
+        <w:t>Reference</w:t>
+      </w:r>
+    </w:p>
+    <w:p>
+      <w:pPr>
+        <w:spacing w:after="0" w:line="276" w:lineRule="auto"/>
+        <w:ind w:left="720" w:hanging="720"/>
+        <w:rPr>
+          <w:sz w:val="24"/>
+          <w:szCs w:val="24"/>
+        </w:rPr>
+      </w:pPr>
+      <w:r>
+        <w:rPr>
+          <w:sz w:val="24"/>
+          <w:szCs w:val="24"/>
+        </w:rPr>
+        <w:t xml:space="preserve">Anderson, P., Nelson, P., Svenson, M., Chen, A., </w:t>
+      </w:r>
+      <w:proofErr w:type="spellStart"/>
+      <w:r>
+        <w:rPr>
+          <w:sz w:val="24"/>
+          <w:szCs w:val="24"/>
+        </w:rPr>
+        <w:t>Malonstrom</w:t>
+      </w:r>
+      <w:proofErr w:type="spellEnd"/>
+      <w:r>
+        <w:rPr>
+          <w:sz w:val="24"/>
+          <w:szCs w:val="24"/>
+        </w:rPr>
+        <w:t xml:space="preserve">, T., Kugler, M. </w:t>
+      </w:r>
+      <w:r>
+        <w:rPr>
+          <w:sz w:val="24"/>
+          <w:szCs w:val="24"/>
+        </w:rPr>
+        <w:t>&amp;</w:t>
+      </w:r>
+      <w:r>
+        <w:rPr>
+          <w:sz w:val="24"/>
+          <w:szCs w:val="24"/>
+        </w:rPr>
+        <w:t xml:space="preserve"> Berggren, F. (2022). Active Matrix Displays based on All-organic Electrochemical Smart Pixels Pointed on paper. </w:t>
+      </w:r>
+      <w:r>
+        <w:rPr>
+          <w:i/>
+          <w:sz w:val="24"/>
+          <w:szCs w:val="24"/>
+        </w:rPr>
+        <w:t>Journal of Advanced Materials, 14(20),</w:t>
+      </w:r>
+      <w:r>
+        <w:rPr>
+          <w:sz w:val="24"/>
+          <w:szCs w:val="24"/>
+        </w:rPr>
+        <w:t xml:space="preserve">1460-1464. </w:t>
       </w:r>
     </w:p>
     <w:p>
@@ -4100,23 +4333,16 @@
           <w:sz w:val="24"/>
           <w:szCs w:val="24"/>
         </w:rPr>
-        <w:t xml:space="preserve">Anderson, P., Nelson, P., Svenson, M., Chen, A., </w:t>
-      </w:r>
-      <w:proofErr w:type="spellStart"/>
-      <w:r>
-        <w:rPr>
-          <w:sz w:val="24"/>
-          <w:szCs w:val="24"/>
-        </w:rPr>
-        <w:t>Malonstrom</w:t>
-      </w:r>
-      <w:proofErr w:type="spellEnd"/>
-      <w:r>
-        <w:rPr>
-          <w:sz w:val="24"/>
-          <w:szCs w:val="24"/>
-        </w:rPr>
-        <w:t xml:space="preserve">, T., Kugler, M. and Berggren, F. (2022). Active Matrix Displays based on All-organic Electrochemical Smart Pixels Pointed on paper. </w:t>
+        <w:t xml:space="preserve">Chen, Y., Wang, Q. &amp; Liu, </w:t>
+      </w:r>
+      <w:bookmarkStart w:id="0" w:name="_GoBack"/>
+      <w:bookmarkEnd w:id="0"/>
+      <w:r>
+        <w:rPr>
+          <w:sz w:val="24"/>
+          <w:szCs w:val="24"/>
+        </w:rPr>
+        <w:t xml:space="preserve">Z. (2019). A High-Resolution Electronic Paper Display with Optimized Microcapsule Structure. </w:t>
       </w:r>
       <w:r>
         <w:rPr>
@@ -4124,14 +4350,14 @@
           <w:sz w:val="24"/>
           <w:szCs w:val="24"/>
         </w:rPr>
-        <w:t>Journal of Advanced Materials, 14(20),</w:t>
-      </w:r>
-      <w:r>
-        <w:rPr>
-          <w:sz w:val="24"/>
-          <w:szCs w:val="24"/>
-        </w:rPr>
-        <w:t xml:space="preserve">1460-1464. </w:t>
+        <w:t>SID Symposium Digest of Technical Papers</w:t>
+      </w:r>
+      <w:r>
+        <w:rPr>
+          <w:sz w:val="24"/>
+          <w:szCs w:val="24"/>
+        </w:rPr>
+        <w:t>, 50(1), 1674-1677.</w:t>
       </w:r>
     </w:p>
     <w:p>
@@ -4143,12 +4369,91 @@
           <w:szCs w:val="24"/>
         </w:rPr>
       </w:pPr>
-      <w:r>
-        <w:rPr>
-          <w:sz w:val="24"/>
-          <w:szCs w:val="24"/>
-        </w:rPr>
-        <w:t xml:space="preserve">Chen, Y., Wang, Q., &amp; Liu, Z. (2019). A High-Resolution Electronic Paper Display with Optimized Microcapsule Structure. </w:t>
+      <w:proofErr w:type="spellStart"/>
+      <w:r>
+        <w:rPr>
+          <w:sz w:val="24"/>
+          <w:szCs w:val="24"/>
+        </w:rPr>
+        <w:t>Borros</w:t>
+      </w:r>
+      <w:proofErr w:type="spellEnd"/>
+      <w:r>
+        <w:rPr>
+          <w:sz w:val="24"/>
+          <w:szCs w:val="24"/>
+        </w:rPr>
+        <w:t xml:space="preserve">, Y., </w:t>
+      </w:r>
+      <w:r>
+        <w:rPr>
+          <w:sz w:val="24"/>
+          <w:szCs w:val="24"/>
+        </w:rPr>
+        <w:t>Jiang</w:t>
+      </w:r>
+      <w:r>
+        <w:rPr>
+          <w:sz w:val="24"/>
+          <w:szCs w:val="24"/>
+        </w:rPr>
+        <w:t xml:space="preserve">, </w:t>
+      </w:r>
+      <w:r>
+        <w:rPr>
+          <w:sz w:val="24"/>
+          <w:szCs w:val="24"/>
+        </w:rPr>
+        <w:t>L</w:t>
+      </w:r>
+      <w:r>
+        <w:rPr>
+          <w:sz w:val="24"/>
+          <w:szCs w:val="24"/>
+        </w:rPr>
+        <w:t xml:space="preserve">., &amp; </w:t>
+      </w:r>
+      <w:r>
+        <w:rPr>
+          <w:sz w:val="24"/>
+          <w:szCs w:val="24"/>
+        </w:rPr>
+        <w:t>Li</w:t>
+      </w:r>
+      <w:r>
+        <w:rPr>
+          <w:sz w:val="24"/>
+          <w:szCs w:val="24"/>
+        </w:rPr>
+        <w:t>, Z. (201</w:t>
+      </w:r>
+      <w:r>
+        <w:rPr>
+          <w:sz w:val="24"/>
+          <w:szCs w:val="24"/>
+        </w:rPr>
+        <w:t>8</w:t>
+      </w:r>
+      <w:r>
+        <w:rPr>
+          <w:sz w:val="24"/>
+          <w:szCs w:val="24"/>
+        </w:rPr>
+        <w:t xml:space="preserve">). </w:t>
+      </w:r>
+      <w:r>
+        <w:rPr>
+          <w:sz w:val="24"/>
+          <w:szCs w:val="24"/>
+        </w:rPr>
+        <w:t>Impact of</w:t>
+      </w:r>
+      <w:r>
+        <w:rPr>
+          <w:sz w:val="24"/>
+          <w:szCs w:val="24"/>
+        </w:rPr>
+        <w:t xml:space="preserve"> Electronic Paper Display. </w:t>
       </w:r>
       <w:r>
         <w:rPr>
@@ -4156,14 +4461,14 @@
           <w:sz w:val="24"/>
           <w:szCs w:val="24"/>
         </w:rPr>
-        <w:t>SID Symposium Digest of Technical Papers</w:t>
-      </w:r>
-      <w:r>
-        <w:rPr>
-          <w:sz w:val="24"/>
-          <w:szCs w:val="24"/>
-        </w:rPr>
-        <w:t>, 50(1), 1674-1677.</w:t>
+        <w:t>Journal of Sustainable Building Design</w:t>
+      </w:r>
+      <w:r>
+        <w:rPr>
+          <w:sz w:val="24"/>
+          <w:szCs w:val="24"/>
+        </w:rPr>
+        <w:t>, 15(4), 324-337.</w:t>
       </w:r>
     </w:p>
     <w:p>
@@ -4180,7 +4485,38 @@
           <w:sz w:val="24"/>
           <w:szCs w:val="24"/>
         </w:rPr>
-        <w:t>Chen, Y., Wang, Q., &amp; Liu, Z. (2019). A High-Resolution Electronic Paper Display with Optimized Microcapsule Structure. SID Symposium Digest of Technical Papers, 50(1), 1674-1677.</w:t>
+        <w:t xml:space="preserve">Comiskey, B., Albert, J., Yoshizawa, H. and Jacobson, J. (2018). An electrophoretic ink for </w:t>
+      </w:r>
+      <w:proofErr w:type="spellStart"/>
+      <w:r>
+        <w:rPr>
+          <w:sz w:val="24"/>
+          <w:szCs w:val="24"/>
+        </w:rPr>
+        <w:t>allprinted</w:t>
+      </w:r>
+      <w:proofErr w:type="spellEnd"/>
+      <w:r>
+        <w:rPr>
+          <w:sz w:val="24"/>
+          <w:szCs w:val="24"/>
+        </w:rPr>
+        <w:t xml:space="preserve"> reflective electronic displays. </w:t>
+      </w:r>
+      <w:r>
+        <w:rPr>
+          <w:i/>
+          <w:sz w:val="24"/>
+          <w:szCs w:val="24"/>
+        </w:rPr>
+        <w:t xml:space="preserve">International Journal of Nature, 394(6690), </w:t>
+      </w:r>
+      <w:r>
+        <w:rPr>
+          <w:sz w:val="24"/>
+          <w:szCs w:val="24"/>
+        </w:rPr>
+        <w:t>253-255.</w:t>
       </w:r>
     </w:p>
     <w:p>
@@ -4197,7 +4533,7 @@
           <w:sz w:val="24"/>
           <w:szCs w:val="24"/>
         </w:rPr>
-        <w:t xml:space="preserve">Comiskey, B., Albert, J., Yoshizawa, H. and Jacobson, J. (2018). An electrophoretic ink for </w:t>
+        <w:t xml:space="preserve">Crowley, J. </w:t>
       </w:r>
       <w:proofErr w:type="spellStart"/>
       <w:r>
@@ -4205,7 +4541,7 @@
           <w:sz w:val="24"/>
           <w:szCs w:val="24"/>
         </w:rPr>
-        <w:t>allprinted</w:t>
+        <w:t>Sheridon</w:t>
       </w:r>
       <w:proofErr w:type="spellEnd"/>
       <w:r>
@@ -4213,7 +4549,23 @@
           <w:sz w:val="24"/>
           <w:szCs w:val="24"/>
         </w:rPr>
-        <w:t xml:space="preserve"> reflective electronic displays. </w:t>
+        <w:t xml:space="preserve">, N. and Romano, L. (2002). Dipole moments of </w:t>
+      </w:r>
+      <w:proofErr w:type="spellStart"/>
+      <w:r>
+        <w:rPr>
+          <w:sz w:val="24"/>
+          <w:szCs w:val="24"/>
+        </w:rPr>
+        <w:t>gyricon</w:t>
+      </w:r>
+      <w:proofErr w:type="spellEnd"/>
+      <w:r>
+        <w:rPr>
+          <w:sz w:val="24"/>
+          <w:szCs w:val="24"/>
+        </w:rPr>
+        <w:t xml:space="preserve"> balls. </w:t>
       </w:r>
       <w:r>
         <w:rPr>
@@ -4221,14 +4573,14 @@
           <w:sz w:val="24"/>
           <w:szCs w:val="24"/>
         </w:rPr>
-        <w:t xml:space="preserve">International Journal of Nature, 394(6690), </w:t>
-      </w:r>
-      <w:r>
-        <w:rPr>
-          <w:sz w:val="24"/>
-          <w:szCs w:val="24"/>
-        </w:rPr>
-        <w:t>253-255.</w:t>
+        <w:t>Journal of Electrostatics, 55(3-4),</w:t>
+      </w:r>
+      <w:r>
+        <w:rPr>
+          <w:sz w:val="24"/>
+          <w:szCs w:val="24"/>
+        </w:rPr>
+        <w:t xml:space="preserve"> 247.</w:t>
       </w:r>
     </w:p>
     <w:p>
@@ -4240,20 +4592,13 @@
           <w:szCs w:val="24"/>
         </w:rPr>
       </w:pPr>
-      <w:r>
-        <w:rPr>
-          <w:sz w:val="24"/>
-          <w:szCs w:val="24"/>
-        </w:rPr>
-        <w:t xml:space="preserve">Crowley, J. </w:t>
-      </w:r>
       <w:proofErr w:type="spellStart"/>
       <w:r>
         <w:rPr>
           <w:sz w:val="24"/>
           <w:szCs w:val="24"/>
         </w:rPr>
-        <w:t>Sheridon</w:t>
+        <w:t>Dejean</w:t>
       </w:r>
       <w:proofErr w:type="spellEnd"/>
       <w:r>
@@ -4261,23 +4606,7 @@
           <w:sz w:val="24"/>
           <w:szCs w:val="24"/>
         </w:rPr>
-        <w:t xml:space="preserve">, N. and Romano, L. (2002). Dipole moments of </w:t>
-      </w:r>
-      <w:proofErr w:type="spellStart"/>
-      <w:r>
-        <w:rPr>
-          <w:sz w:val="24"/>
-          <w:szCs w:val="24"/>
-        </w:rPr>
-        <w:t>gyricon</w:t>
-      </w:r>
-      <w:proofErr w:type="spellEnd"/>
-      <w:r>
-        <w:rPr>
-          <w:sz w:val="24"/>
-          <w:szCs w:val="24"/>
-        </w:rPr>
-        <w:t xml:space="preserve"> balls. </w:t>
+        <w:t xml:space="preserve">, D. (2008). </w:t>
       </w:r>
       <w:r>
         <w:rPr>
@@ -4285,56 +4614,14 @@
           <w:sz w:val="24"/>
           <w:szCs w:val="24"/>
         </w:rPr>
-        <w:t>Journal of Electrostatics, 55(3-4),</w:t>
-      </w:r>
-      <w:r>
-        <w:rPr>
-          <w:sz w:val="24"/>
-          <w:szCs w:val="24"/>
-        </w:rPr>
-        <w:t xml:space="preserve"> 247.</w:t>
-      </w:r>
-    </w:p>
-    <w:p>
-      <w:pPr>
-        <w:spacing w:before="240" w:after="0" w:line="276" w:lineRule="auto"/>
-        <w:ind w:left="720" w:hanging="720"/>
-        <w:jc w:val="left"/>
-        <w:rPr>
-          <w:sz w:val="24"/>
-          <w:szCs w:val="24"/>
-        </w:rPr>
-      </w:pPr>
-      <w:proofErr w:type="spellStart"/>
-      <w:r>
-        <w:rPr>
-          <w:sz w:val="24"/>
-          <w:szCs w:val="24"/>
-        </w:rPr>
-        <w:t>Daimon</w:t>
-      </w:r>
-      <w:proofErr w:type="spellEnd"/>
-      <w:r>
-        <w:rPr>
-          <w:sz w:val="24"/>
-          <w:szCs w:val="24"/>
-        </w:rPr>
-        <w:t xml:space="preserve">, G. (2005). </w:t>
-      </w:r>
-      <w:r>
-        <w:rPr>
-          <w:i/>
-          <w:sz w:val="24"/>
-          <w:szCs w:val="24"/>
-        </w:rPr>
-        <w:t>The First Watch that uses Flexible E-Paper hit the Stores</w:t>
-      </w:r>
-      <w:r>
-        <w:rPr>
-          <w:sz w:val="24"/>
-          <w:szCs w:val="24"/>
-        </w:rPr>
-        <w:t xml:space="preserve">”. Retrieved 30th November, 2020 from </w:t>
+        <w:t>The Future of E-Paper</w:t>
+      </w:r>
+      <w:r>
+        <w:rPr>
+          <w:sz w:val="24"/>
+          <w:szCs w:val="24"/>
+        </w:rPr>
+        <w:t xml:space="preserve">. from </w:t>
       </w:r>
       <w:hyperlink r:id="rId10" w:history="1">
         <w:r>
@@ -4343,7 +4630,7 @@
             <w:sz w:val="24"/>
             <w:szCs w:val="24"/>
           </w:rPr>
-          <w:t>http://en.akihabaranaus.com/15738/mis/the-first-watchuses-flexible-e-paper-hits-the-stores</w:t>
+          <w:t>http://www.computerworld.com/s/ article/320085/thefuture-of-E-paper</w:t>
         </w:r>
       </w:hyperlink>
       <w:r>
@@ -4363,21 +4650,12 @@
           <w:szCs w:val="24"/>
         </w:rPr>
       </w:pPr>
-      <w:proofErr w:type="spellStart"/>
-      <w:r>
-        <w:rPr>
-          <w:sz w:val="24"/>
-          <w:szCs w:val="24"/>
-        </w:rPr>
-        <w:t>Dejean</w:t>
-      </w:r>
-      <w:proofErr w:type="spellEnd"/>
-      <w:r>
-        <w:rPr>
-          <w:sz w:val="24"/>
-          <w:szCs w:val="24"/>
-        </w:rPr>
-        <w:t xml:space="preserve">, D. (2008). </w:t>
+      <w:r>
+        <w:rPr>
+          <w:sz w:val="24"/>
+          <w:szCs w:val="24"/>
+        </w:rPr>
+        <w:t xml:space="preserve">E Ink Corporation. (2020). </w:t>
       </w:r>
       <w:r>
         <w:rPr>
@@ -4385,31 +4663,14 @@
           <w:sz w:val="24"/>
           <w:szCs w:val="24"/>
         </w:rPr>
-        <w:t>The Future of E-Paper</w:t>
-      </w:r>
-      <w:r>
-        <w:rPr>
-          <w:sz w:val="24"/>
-          <w:szCs w:val="24"/>
-        </w:rPr>
-        <w:t xml:space="preserve">. Retrieved 25th January, 2021 from </w:t>
-      </w:r>
-      <w:hyperlink r:id="rId11" w:history="1">
-        <w:r>
-          <w:rPr>
-            <w:rStyle w:val="Hyperlink"/>
-            <w:sz w:val="24"/>
-            <w:szCs w:val="24"/>
-          </w:rPr>
-          <w:t>http://www.computerworld.com/s/article/320085/thefuture-of-E-paper</w:t>
-        </w:r>
-      </w:hyperlink>
-      <w:r>
-        <w:rPr>
-          <w:sz w:val="24"/>
-          <w:szCs w:val="24"/>
-        </w:rPr>
-        <w:t xml:space="preserve"> on </w:t>
+        <w:t>Ultra-Low Power Consumption of E Ink EPDs</w:t>
+      </w:r>
+      <w:r>
+        <w:rPr>
+          <w:sz w:val="24"/>
+          <w:szCs w:val="24"/>
+        </w:rPr>
+        <w:t>. Retrieved from https://www.eink.com/technology/ultra-low-power-consumption.html</w:t>
       </w:r>
     </w:p>
     <w:p>
@@ -4426,7 +4687,7 @@
           <w:sz w:val="24"/>
           <w:szCs w:val="24"/>
         </w:rPr>
-        <w:t xml:space="preserve">E Ink Corporation. (2020). </w:t>
+        <w:t xml:space="preserve">Hill, A. (2021). Enhancing Readability on Electronic Paper Displays. </w:t>
       </w:r>
       <w:r>
         <w:rPr>
@@ -4434,14 +4695,14 @@
           <w:sz w:val="24"/>
           <w:szCs w:val="24"/>
         </w:rPr>
-        <w:t>Ultra-Low Power Consumption of E Ink EPDs</w:t>
-      </w:r>
-      <w:r>
-        <w:rPr>
-          <w:sz w:val="24"/>
-          <w:szCs w:val="24"/>
-        </w:rPr>
-        <w:t>. Retrieved from https://www.eink.com/technology/ultra-low-power-consumption.html</w:t>
+        <w:t>Journal of Human-Computer Interaction,</w:t>
+      </w:r>
+      <w:r>
+        <w:rPr>
+          <w:sz w:val="24"/>
+          <w:szCs w:val="24"/>
+        </w:rPr>
+        <w:t xml:space="preserve"> 37(2), 123-135.</w:t>
       </w:r>
     </w:p>
     <w:p>
@@ -4458,7 +4719,7 @@
           <w:sz w:val="24"/>
           <w:szCs w:val="24"/>
         </w:rPr>
-        <w:t xml:space="preserve">Hill, A. (2021). Enhancing Readability on Electronic Paper Displays. </w:t>
+        <w:t xml:space="preserve">Jones, A. &amp; Smith, B. (2020). Advancements in Color Electronic Paper Display Technology. </w:t>
       </w:r>
       <w:r>
         <w:rPr>
@@ -4466,14 +4727,14 @@
           <w:sz w:val="24"/>
           <w:szCs w:val="24"/>
         </w:rPr>
-        <w:t>Journal of Human-Computer Interaction,</w:t>
-      </w:r>
-      <w:r>
-        <w:rPr>
-          <w:sz w:val="24"/>
-          <w:szCs w:val="24"/>
-        </w:rPr>
-        <w:t xml:space="preserve"> 37(2), 123-135.</w:t>
+        <w:t>Journal of Display Technology</w:t>
+      </w:r>
+      <w:r>
+        <w:rPr>
+          <w:sz w:val="24"/>
+          <w:szCs w:val="24"/>
+        </w:rPr>
+        <w:t>, 16(7), 595-604.</w:t>
       </w:r>
     </w:p>
     <w:p>
@@ -4490,7 +4751,28 @@
           <w:sz w:val="24"/>
           <w:szCs w:val="24"/>
         </w:rPr>
-        <w:t xml:space="preserve">Jones, A. &amp; Smith, B. (2020). Advancements in Color Electronic Paper Display Technology. </w:t>
+        <w:t xml:space="preserve">Kim, Y. </w:t>
+      </w:r>
+      <w:r>
+        <w:rPr>
+          <w:sz w:val="24"/>
+          <w:szCs w:val="24"/>
+        </w:rPr>
+        <w:t xml:space="preserve">&amp; </w:t>
+      </w:r>
+      <w:r>
+        <w:rPr>
+          <w:sz w:val="24"/>
+          <w:szCs w:val="24"/>
+        </w:rPr>
+        <w:t xml:space="preserve">Lee, S. </w:t>
+      </w:r>
+      <w:r>
+        <w:rPr>
+          <w:sz w:val="24"/>
+          <w:szCs w:val="24"/>
+        </w:rPr>
+        <w:t xml:space="preserve">(2018). Motion Enhancement for Electronic Paper Display Using Hybrid Liquid Crystal Driving Scheme. </w:t>
       </w:r>
       <w:r>
         <w:rPr>
@@ -4498,14 +4780,14 @@
           <w:sz w:val="24"/>
           <w:szCs w:val="24"/>
         </w:rPr>
-        <w:t>Journal of Display Technology</w:t>
-      </w:r>
-      <w:r>
-        <w:rPr>
-          <w:sz w:val="24"/>
-          <w:szCs w:val="24"/>
-        </w:rPr>
-        <w:t>, 16(7), 595-604.</w:t>
+        <w:t>Journal of Information Display,</w:t>
+      </w:r>
+      <w:r>
+        <w:rPr>
+          <w:sz w:val="24"/>
+          <w:szCs w:val="24"/>
+        </w:rPr>
+        <w:t xml:space="preserve"> 19(4), 183-188.</w:t>
       </w:r>
     </w:p>
     <w:p>
@@ -4522,7 +4804,7 @@
           <w:sz w:val="24"/>
           <w:szCs w:val="24"/>
         </w:rPr>
-        <w:t xml:space="preserve">Lee, S. &amp; Kim, Y. (2018). Motion Enhancement for Electronic Paper Display Using Hybrid Liquid Crystal Driving Scheme. </w:t>
+        <w:t>Li, C., Wang, D., &amp; Zhang, L. (2022). Electronic Shelf Labels: Recent Developments and User Perceptions.</w:t>
       </w:r>
       <w:r>
         <w:rPr>
@@ -4530,14 +4812,14 @@
           <w:sz w:val="24"/>
           <w:szCs w:val="24"/>
         </w:rPr>
-        <w:t>Journal of Information Display,</w:t>
-      </w:r>
-      <w:r>
-        <w:rPr>
-          <w:sz w:val="24"/>
-          <w:szCs w:val="24"/>
-        </w:rPr>
-        <w:t xml:space="preserve"> 19(4), 183-188.</w:t>
+        <w:t xml:space="preserve"> International Journal of Retail Management, </w:t>
+      </w:r>
+      <w:r>
+        <w:rPr>
+          <w:sz w:val="24"/>
+          <w:szCs w:val="24"/>
+        </w:rPr>
+        <w:t>40(2), 187-200.</w:t>
       </w:r>
     </w:p>
     <w:p>
@@ -4554,71 +4836,6 @@
           <w:sz w:val="24"/>
           <w:szCs w:val="24"/>
         </w:rPr>
-        <w:t xml:space="preserve">LG Display. (2021). </w:t>
-      </w:r>
-      <w:r>
-        <w:rPr>
-          <w:i/>
-          <w:sz w:val="24"/>
-          <w:szCs w:val="24"/>
-        </w:rPr>
-        <w:t>E-Paper Technology Overview</w:t>
-      </w:r>
-      <w:r>
-        <w:rPr>
-          <w:sz w:val="24"/>
-          <w:szCs w:val="24"/>
-        </w:rPr>
-        <w:t>. Retrieved from https://www.lgdisplay.com/products/e-paper</w:t>
-      </w:r>
-    </w:p>
-    <w:p>
-      <w:pPr>
-        <w:spacing w:before="240" w:after="0" w:line="276" w:lineRule="auto"/>
-        <w:ind w:left="720" w:hanging="720"/>
-        <w:rPr>
-          <w:sz w:val="24"/>
-          <w:szCs w:val="24"/>
-        </w:rPr>
-      </w:pPr>
-      <w:r>
-        <w:rPr>
-          <w:sz w:val="24"/>
-          <w:szCs w:val="24"/>
-        </w:rPr>
-        <w:t>Li, C., Wang, D., &amp; Zhang, L. (2022). Electronic Shelf Labels: Recent Developments and User Perceptions.</w:t>
-      </w:r>
-      <w:r>
-        <w:rPr>
-          <w:i/>
-          <w:sz w:val="24"/>
-          <w:szCs w:val="24"/>
-        </w:rPr>
-        <w:t xml:space="preserve"> International Journal of Retail Management, </w:t>
-      </w:r>
-      <w:r>
-        <w:rPr>
-          <w:sz w:val="24"/>
-          <w:szCs w:val="24"/>
-        </w:rPr>
-        <w:t>40(2), 187-200.</w:t>
-      </w:r>
-    </w:p>
-    <w:p>
-      <w:pPr>
-        <w:spacing w:before="240" w:after="0" w:line="276" w:lineRule="auto"/>
-        <w:ind w:left="720" w:hanging="720"/>
-        <w:rPr>
-          <w:sz w:val="24"/>
-          <w:szCs w:val="24"/>
-        </w:rPr>
-      </w:pPr>
-      <w:r>
-        <w:rPr>
-          <w:sz w:val="24"/>
-          <w:szCs w:val="24"/>
-        </w:rPr>
-        <w:lastRenderedPageBreak/>
         <w:t xml:space="preserve">Patel, R., Lee, S., &amp; Kim, J. (2020). Energy-Efficient Facades: Integration of Electronic Paper Displays in Architecture. </w:t>
       </w:r>
       <w:r>
@@ -4812,7 +5029,7 @@
     </w:p>
     <w:sectPr>
       <w:pgSz w:w="11906" w:h="16838" w:code="9"/>
-      <w:pgMar w:top="1440" w:right="1440" w:bottom="1440" w:left="1440" w:header="720" w:footer="720" w:gutter="0"/>
+      <w:pgMar w:top="1350" w:right="1440" w:bottom="1080" w:left="1440" w:header="720" w:footer="720" w:gutter="0"/>
       <w:pgNumType w:start="1"/>
       <w:cols w:space="720"/>
       <w:docGrid w:linePitch="360"/>
@@ -6643,6 +6860,18 @@
       <w:lang w:val="en-GB" w:eastAsia="en-GB"/>
     </w:rPr>
   </w:style>
+  <w:style w:type="character" w:styleId="UnresolvedMention">
+    <w:name w:val="Unresolved Mention"/>
+    <w:basedOn w:val="DefaultParagraphFont"/>
+    <w:uiPriority w:val="99"/>
+    <w:semiHidden/>
+    <w:unhideWhenUsed/>
+    <w:rsid w:val="005D0527"/>
+    <w:rPr>
+      <w:color w:val="605E5C"/>
+      <w:shd w:val="clear" w:color="auto" w:fill="E1DFDD"/>
+    </w:rPr>
+  </w:style>
 </w:styles>
 </file>
 
